--- a/media/termo-autorizacao.docx
+++ b/media/termo-autorizacao.docx
@@ -39,7 +39,7 @@
         <w:pBdr>
           <w:bottom w:val="single" w:color="C4551A" w:sz="12" w:space="8"/>
         </w:pBdr>
-        <w:spacing w:after="320"/>
+        <w:spacing w:after="240"/>
         <w:jc w:val="center"/>
       </w:pPr>
       <w:r>
@@ -48,12 +48,12 @@
           <w:sz w:val="22"/>
           <w:szCs w:val="22"/>
         </w:rPr>
-        <w:t xml:space="preserve">Autorização dos pais ou responsável</w:t>
-      </w:r>
-    </w:p>
-    <w:p>
-      <w:pPr>
-        <w:spacing w:after="300"/>
+        <w:t xml:space="preserve">Autorização dos pais ou responsável · Passeio entre amigos</w:t>
+      </w:r>
+    </w:p>
+    <w:p>
+      <w:pPr>
+        <w:spacing w:after="200"/>
       </w:pPr>
       <w:r>
         <w:rPr>
@@ -64,12 +64,25 @@
           <w:sz w:val="21"/>
           <w:szCs w:val="21"/>
         </w:rPr>
-        <w:t xml:space="preserve">Este documento é obrigatório para participantes com menos de 18 anos. Sem ele, a inscrição não é confirmada.</w:t>
-      </w:r>
-    </w:p>
-    <w:p>
-      <w:pPr>
-        <w:spacing w:after="200"/>
+        <w:t xml:space="preserve">Este documento é obrigatório para participantes com menos de 18 anos. Sem ele, a participação não é confirmada.</w:t>
+      </w:r>
+    </w:p>
+    <w:p>
+      <w:pPr>
+        <w:spacing w:after="220"/>
+      </w:pPr>
+      <w:r>
+        <w:rPr>
+          <w:rFonts w:ascii="Calibri" w:cs="Calibri" w:eastAsia="Calibri" w:hAnsi="Calibri"/>
+          <w:sz w:val="21"/>
+          <w:szCs w:val="21"/>
+        </w:rPr>
+        <w:t xml:space="preserve">Trata-se de um passeio entre amigos, organizado de forma independente pelos próprios participantes. Não há vínculo com igreja, instituição religiosa, empresa, associação, escola ou entidade de qualquer natureza. Não existe empresa organizadora, prestador de serviço contratado nem finalidade lucrativa: o valor recolhido cobre apenas a diária do local e a alimentação do grupo, rateados entre todos.</w:t>
+      </w:r>
+    </w:p>
+    <w:p>
+      <w:pPr>
+        <w:spacing w:after="150"/>
       </w:pPr>
       <w:r>
         <w:rPr>
@@ -84,7 +97,7 @@
     </w:p>
     <w:p>
       <w:pPr>
-        <w:spacing w:after="230"/>
+        <w:spacing w:after="190"/>
       </w:pPr>
       <w:r>
         <w:rPr>
@@ -109,7 +122,7 @@
     </w:p>
     <w:p>
       <w:pPr>
-        <w:spacing w:after="230"/>
+        <w:spacing w:after="190"/>
       </w:pPr>
       <w:r>
         <w:rPr>
@@ -134,7 +147,7 @@
     </w:p>
     <w:p>
       <w:pPr>
-        <w:spacing w:after="230"/>
+        <w:spacing w:after="190"/>
       </w:pPr>
       <w:r>
         <w:rPr>
@@ -159,7 +172,7 @@
     </w:p>
     <w:p>
       <w:pPr>
-        <w:spacing w:after="230"/>
+        <w:spacing w:after="190"/>
       </w:pPr>
       <w:r>
         <w:rPr>
@@ -184,7 +197,7 @@
     </w:p>
     <w:p>
       <w:pPr>
-        <w:spacing w:after="200"/>
+        <w:spacing w:after="150"/>
       </w:pPr>
       <w:r>
         <w:rPr>
@@ -199,7 +212,7 @@
     </w:p>
     <w:p>
       <w:pPr>
-        <w:spacing w:after="230"/>
+        <w:spacing w:after="190"/>
       </w:pPr>
       <w:r>
         <w:rPr>
@@ -224,7 +237,7 @@
     </w:p>
     <w:p>
       <w:pPr>
-        <w:spacing w:after="230"/>
+        <w:spacing w:after="190"/>
       </w:pPr>
       <w:r>
         <w:rPr>
@@ -249,7 +262,7 @@
     </w:p>
     <w:p>
       <w:pPr>
-        <w:spacing w:after="230"/>
+        <w:spacing w:after="190"/>
       </w:pPr>
       <w:r>
         <w:rPr>
@@ -274,7 +287,7 @@
     </w:p>
     <w:p>
       <w:pPr>
-        <w:spacing w:after="230"/>
+        <w:spacing w:after="190"/>
       </w:pPr>
       <w:r>
         <w:rPr>
@@ -299,7 +312,7 @@
     </w:p>
     <w:p>
       <w:pPr>
-        <w:spacing w:after="200"/>
+        <w:spacing w:after="150"/>
       </w:pPr>
       <w:r>
         <w:rPr>
@@ -314,7 +327,7 @@
     </w:p>
     <w:p>
       <w:pPr>
-        <w:spacing w:after="160"/>
+        <w:spacing w:after="120"/>
       </w:pPr>
       <w:r>
         <w:rPr>
@@ -322,12 +335,12 @@
           <w:sz w:val="21"/>
           <w:szCs w:val="21"/>
         </w:rPr>
-        <w:t xml:space="preserve">Eu, responsável legal identificado acima, autorizo a participação do menor citado no acampamento do Comando 1C1613 — Essência do Guerreiro, promovido pela liderança do squad, incluindo o deslocamento até o local, a permanência em área rural com pernoite em barraca e as atividades ao ar livre previstas na programação, como caminhada, banho de rio e fogueira.</w:t>
-      </w:r>
-    </w:p>
-    <w:p>
-      <w:pPr>
-        <w:spacing w:after="160"/>
+        <w:t xml:space="preserve">Eu, responsável legal identificado acima, autorizo a participação do menor citado no passeio do grupo Comando 1C1613 — Essência do Guerreiro, incluindo o deslocamento até o local, a permanência em área rural com pernoite em barraca e as atividades ao ar livre previstas, como caminhada, banho de rio e fogueira.</w:t>
+      </w:r>
+    </w:p>
+    <w:p>
+      <w:pPr>
+        <w:spacing w:after="120"/>
       </w:pPr>
       <w:r>
         <w:rPr>
@@ -335,12 +348,12 @@
           <w:sz w:val="21"/>
           <w:szCs w:val="21"/>
         </w:rPr>
-        <w:t xml:space="preserve">Declaro que fui informado sobre a programação e os riscos naturais dessas atividades, que o participante está apto a realizá-las e que informei à liderança, por escrito, qualquer condição de saúde, alergia, restrição alimentar ou medicamento de uso contínuo.</w:t>
-      </w:r>
-    </w:p>
-    <w:p>
-      <w:pPr>
-        <w:spacing w:after="160"/>
+        <w:t xml:space="preserve">Declaro que fui informado sobre a programação e sobre os riscos naturais dessas atividades, que o participante está apto a realizá-las e que comuniquei previamente, por escrito, qualquer condição de saúde, alergia, restrição alimentar ou medicamento de uso contínuo.</w:t>
+      </w:r>
+    </w:p>
+    <w:p>
+      <w:pPr>
+        <w:spacing w:after="120"/>
       </w:pPr>
       <w:r>
         <w:rPr>
@@ -348,12 +361,12 @@
           <w:sz w:val="21"/>
           <w:szCs w:val="21"/>
         </w:rPr>
-        <w:t xml:space="preserve">Autorizo ainda que a liderança tome as providências de urgência que forem necessárias em caso de acidente ou mal-estar, incluindo atendimento médico, comprometendo-me a ser comunicado imediatamente pelo telefone informado.</w:t>
-      </w:r>
-    </w:p>
-    <w:p>
-      <w:pPr>
-        <w:spacing w:after="300"/>
+        <w:t xml:space="preserve">Autorizo que os organizadores do passeio tomem as providências de urgência que forem necessárias em caso de acidente ou mal-estar, incluindo atendimento médico, comprometendo-me a ser comunicado imediatamente pelo telefone informado.</w:t>
+      </w:r>
+    </w:p>
+    <w:p>
+      <w:pPr>
+        <w:spacing w:after="220"/>
       </w:pPr>
       <w:r>
         <w:rPr>
@@ -361,7 +374,7 @@
           <w:sz w:val="21"/>
           <w:szCs w:val="21"/>
         </w:rPr>
-        <w:t xml:space="preserve">Estou ciente de que o participante deve seguir as orientações da liderança durante todo o evento.</w:t>
+        <w:t xml:space="preserve">Estou ciente de que o participante deve seguir as combinações do grupo e as orientações de segurança durante todo o passeio, e de que sua participação é voluntária.</w:t>
       </w:r>
     </w:p>
     <w:p>
@@ -381,7 +394,7 @@
     </w:p>
     <w:p>
       <w:pPr>
-        <w:spacing w:after="230"/>
+        <w:spacing w:after="190"/>
       </w:pPr>
       <w:r>
         <w:rPr>
@@ -406,7 +419,7 @@
     </w:p>
     <w:p>
       <w:pPr>
-        <w:spacing w:after="230"/>
+        <w:spacing w:after="190"/>
       </w:pPr>
       <w:r>
         <w:rPr>
@@ -431,7 +444,7 @@
     </w:p>
     <w:p>
       <w:pPr>
-        <w:spacing w:after="500" w:before="200"/>
+        <w:spacing w:after="420" w:before="120"/>
       </w:pPr>
       <w:r>
         <w:rPr>
@@ -459,7 +472,7 @@
     </w:p>
     <w:p>
       <w:pPr>
-        <w:spacing w:after="400"/>
+        <w:spacing w:after="260"/>
         <w:jc w:val="center"/>
       </w:pPr>
       <w:r>
@@ -474,7 +487,7 @@
     </w:p>
     <w:p>
       <w:pPr>
-        <w:spacing w:after="160"/>
+        <w:spacing w:after="120"/>
         <w:jc w:val="center"/>
       </w:pPr>
       <w:r>
@@ -486,7 +499,7 @@
           <w:sz w:val="19"/>
           <w:szCs w:val="19"/>
         </w:rPr>
-        <w:t xml:space="preserve">Depois de assinar, tire uma foto legível ou digitalize este documento e envie no campo indicado na ficha de alistamento.</w:t>
+        <w:t xml:space="preserve">Depois de assinar, tire uma foto legível ou digitalize este documento e envie no campo indicado na ficha.</w:t>
       </w:r>
     </w:p>
     <w:sectPr>
